--- a/courts/fourth-circuit/virginia/state/supreme-court/petition-for-writ/usage/OUTPUT-petition-for-writ.docx
+++ b/courts/fourth-circuit/virginia/state/supreme-court/petition-for-writ/usage/OUTPUT-petition-for-writ.docx
@@ -2371,11 +2371,7 @@
         <w:jc w:val="left"/>
       </w:pPr>
       <w:r>
-        <w:t xml:space="preserve">276</w:t>
-        <w:noBreakHyphen/>
-        <w:t xml:space="preserve">690</w:t>
-        <w:noBreakHyphen/>
-        <w:t xml:space="preserve">2525</w:t>
+        <w:t xml:space="preserve">276-⁠690-⁠2525</w:t>
       </w:r>
     </w:p>
     <w:p>
@@ -5566,7 +5562,7 @@
         <w:tab/>
       </w:r>
       <w:r>
-        <w:t xml:space="preserve">35</w:t>
+        <w:t xml:space="preserve">34</w:t>
       </w:r>
     </w:p>
     <w:p>
@@ -5775,9 +5771,7 @@
         <w:t xml:space="preserve"> </w:t>
       </w:r>
       <w:r>
-        <w:t xml:space="preserve">17.1</w:t>
-        <w:noBreakHyphen/>
-        <w:t xml:space="preserve">309</w:t>
+        <w:t xml:space="preserve">17.1-⁠309</w:t>
       </w:r>
       <w:r>
         <w:t xml:space="preserve">   </w:t>
@@ -5823,9 +5817,7 @@
         <w:t xml:space="preserve"> </w:t>
       </w:r>
       <w:r>
-        <w:t xml:space="preserve">24.2</w:t>
-        <w:noBreakHyphen/>
-        <w:t xml:space="preserve">103</w:t>
+        <w:t xml:space="preserve">24.2-⁠103</w:t>
       </w:r>
       <w:r>
         <w:t xml:space="preserve">   </w:t>
@@ -5871,9 +5863,7 @@
         <w:t xml:space="preserve"> </w:t>
       </w:r>
       <w:r>
-        <w:t xml:space="preserve">24.2</w:t>
-        <w:noBreakHyphen/>
-        <w:t xml:space="preserve">103.1</w:t>
+        <w:t xml:space="preserve">24.2-⁠103.1</w:t>
       </w:r>
       <w:r>
         <w:t xml:space="preserve">   </w:t>
@@ -5919,9 +5909,7 @@
         <w:t xml:space="preserve"> </w:t>
       </w:r>
       <w:r>
-        <w:t xml:space="preserve">24.2</w:t>
-        <w:noBreakHyphen/>
-        <w:t xml:space="preserve">304.04</w:t>
+        <w:t xml:space="preserve">24.2-⁠304.04</w:t>
       </w:r>
       <w:r>
         <w:t xml:space="preserve">   </w:t>
@@ -5971,9 +5959,7 @@
         <w:t xml:space="preserve"> </w:t>
       </w:r>
       <w:r>
-        <w:t xml:space="preserve">24.2</w:t>
-        <w:noBreakHyphen/>
-        <w:t xml:space="preserve">314</w:t>
+        <w:t xml:space="preserve">24.2-⁠314</w:t>
       </w:r>
       <w:r>
         <w:t xml:space="preserve">   </w:t>
@@ -6019,9 +6005,7 @@
         <w:t xml:space="preserve"> </w:t>
       </w:r>
       <w:r>
-        <w:t xml:space="preserve">8.01</w:t>
-        <w:noBreakHyphen/>
-        <w:t xml:space="preserve">184</w:t>
+        <w:t xml:space="preserve">8.01-⁠184</w:t>
       </w:r>
       <w:r>
         <w:t xml:space="preserve">   </w:t>
@@ -6067,9 +6051,7 @@
         <w:t xml:space="preserve"> </w:t>
       </w:r>
       <w:r>
-        <w:t xml:space="preserve">8.01</w:t>
-        <w:noBreakHyphen/>
-        <w:t xml:space="preserve">186</w:t>
+        <w:t xml:space="preserve">8.01-⁠186</w:t>
       </w:r>
       <w:r>
         <w:t xml:space="preserve">   </w:t>
@@ -6115,9 +6097,7 @@
         <w:t xml:space="preserve"> </w:t>
       </w:r>
       <w:r>
-        <w:t xml:space="preserve">8.01</w:t>
-        <w:noBreakHyphen/>
-        <w:t xml:space="preserve">4.3</w:t>
+        <w:t xml:space="preserve">8.01-⁠4.3</w:t>
       </w:r>
       <w:r>
         <w:t xml:space="preserve">   </w:t>
@@ -6163,9 +6143,7 @@
         <w:t xml:space="preserve"> </w:t>
       </w:r>
       <w:r>
-        <w:t xml:space="preserve">8.01</w:t>
-        <w:noBreakHyphen/>
-        <w:t xml:space="preserve">644</w:t>
+        <w:t xml:space="preserve">8.01-⁠644</w:t>
       </w:r>
       <w:r>
         <w:t xml:space="preserve">   </w:t>
@@ -6211,9 +6189,7 @@
         <w:t xml:space="preserve"> </w:t>
       </w:r>
       <w:r>
-        <w:t xml:space="preserve">8.01</w:t>
-        <w:noBreakHyphen/>
-        <w:t xml:space="preserve">648</w:t>
+        <w:t xml:space="preserve">8.01-⁠648</w:t>
       </w:r>
       <w:r>
         <w:t xml:space="preserve">   </w:t>
@@ -6785,9 +6761,7 @@
         <w:t xml:space="preserve"> </w:t>
       </w:r>
       <w:r>
-        <w:t xml:space="preserve">https://​www.​elections.​virginia.​gov/​proposed-​constitutional-​amendment</w:t>
-        <w:noBreakHyphen/>
-        <w:t xml:space="preserve">2020/</w:t>
+        <w:t xml:space="preserve">https://​www.​elections.​virginia.​gov/​proposed-​constitutional-​amendment-⁠2020/</w:t>
       </w:r>
       <w:r>
         <w:t xml:space="preserve">   </w:t>
@@ -7099,7 +7073,7 @@
         <w:t xml:space="preserve"> </w:t>
       </w:r>
       <w:r>
-        <w:t xml:space="preserve">https://​www.​google.​com/​maps/​d/​u/​0/​viewer?​msa=0&amp;mid=1mx4YinSW8TrfOxCxxQbUB9_xaGk&amp;ll=37.​51521043292835%2C79.​592327&amp;z=7</w:t>
+        <w:t xml:space="preserve">https://​www.​google.​com/​maps/​d/​u/​0/​viewer?​msa=0&amp;​mid=1mx4YinSW8TrfOxCxxQbUB9_xaGk&amp;​ll=37.​51521043292835%2C79.​592327&amp;​z=7</w:t>
       </w:r>
       <w:r>
         <w:t xml:space="preserve">   </w:t>
@@ -7225,13 +7199,7 @@
         <w:t xml:space="preserve"> </w:t>
       </w:r>
       <w:r>
-        <w:t xml:space="preserve">Section 8.01</w:t>
-      </w:r>
-      <w:r>
-        <w:noBreakHyphen/>
-      </w:r>
-      <w:r>
-        <w:t xml:space="preserve">644, respectfully petition this Court for the issuance of a writ of mandamus directed to Respondents, and in support thereof state:</w:t>
+        <w:t xml:space="preserve">Section 8.01-⁠644, respectfully petition this Court for the issuance of a writ of mandamus directed to Respondents, and in support thereof state:</w:t>
       </w:r>
     </w:p>
     <w:p>
@@ -7309,13 +7277,7 @@
         <w:t xml:space="preserve"> </w:t>
       </w:r>
       <w:r>
-        <w:t xml:space="preserve">Code Section 24.2</w:t>
-      </w:r>
-      <w:r>
-        <w:noBreakHyphen/>
-      </w:r>
-      <w:r>
-        <w:t xml:space="preserve">304.04, which contains a set of statutory criteria that purport to govern the deliberations of the Virginia Redistricting Commission. These criteria were enacted by the General Assembly outside of the constitutional amendment process outlined in Va.</w:t>
+        <w:t xml:space="preserve">Code Section 24.2-⁠304.04, which contains a set of statutory criteria that purport to govern the deliberations of the Virginia Redistricting Commission. These criteria were enacted by the General Assembly outside of the constitutional amendment process outlined in Va.</w:t>
       </w:r>
       <w:r>
         <w:t xml:space="preserve"> </w:t>
@@ -7651,13 +7613,7 @@
         <w:t xml:space="preserve"> </w:t>
       </w:r>
       <w:r>
-        <w:t xml:space="preserve">24.2</w:t>
-      </w:r>
-      <w:r>
-        <w:noBreakHyphen/>
-      </w:r>
-      <w:r>
-        <w:t xml:space="preserve">304.04(3), (4), and (9), directly contradict those requirements. None of the Statutory Criteria were ever voted on or approved by the people.</w:t>
+        <w:t xml:space="preserve">24.2-⁠304.04(3), (4), and (9), directly contradict those requirements. None of the Statutory Criteria were ever voted on or approved by the people.</w:t>
       </w:r>
     </w:p>
     <w:p>
@@ -7777,7 +7733,7 @@
         <w:t xml:space="preserve"> </w:t>
       </w:r>
       <w:r>
-        <w:t xml:space="preserve">II, Section A of the Virginia Constitution. That section requires the Commission to “establish[] districts . . . pursuant to Article</w:t>
+        <w:t xml:space="preserve">II, Section A of the Virginia Constitution. That section requires the Commission to “establish[] districts ⁠. ⁠. ⁠. pursuant to Article</w:t>
       </w:r>
       <w:r>
         <w:t xml:space="preserve"> </w:t>
@@ -7849,13 +7805,7 @@
         <w:t xml:space="preserve"> </w:t>
       </w:r>
       <w:r>
-        <w:t xml:space="preserve">24.2</w:t>
-      </w:r>
-      <w:r>
-        <w:noBreakHyphen/>
-      </w:r>
-      <w:r>
-        <w:t xml:space="preserve">103.1. These duties are ministerial and non-discretionary. Respondents are not performing these duties because they are enforcing Statutory Criteria that violate the state constitution.</w:t>
+        <w:t xml:space="preserve">24.2-⁠103.1. These duties are ministerial and non-discretionary. Respondents are not performing these duties because they are enforcing Statutory Criteria that violate the state constitution.</w:t>
       </w:r>
     </w:p>
     <w:p>
@@ -8785,7 +8735,7 @@
         <w:t xml:space="preserve"> </w:t>
       </w:r>
       <w:r>
-        <w:t xml:space="preserve">The summary of the proposed amendment provided to voters explained that it “would shift the responsibility of drawing these election districts from the General Assembly and the Governor to a bipartisan commission . . . .”</w:t>
+        <w:t xml:space="preserve">The summary of the proposed amendment provided to voters explained that it “would shift the responsibility of drawing these election districts from the General Assembly and the Governor to a bipartisan commission ⁠. ⁠. ⁠. ⁠.”</w:t>
       </w:r>
       <w:r>
         <w:rPr>
@@ -9846,7 +9796,7 @@
         <w:t xml:space="preserve"> </w:t>
       </w:r>
       <w:r>
-        <w:t xml:space="preserve">I, Section 11 operates as a state antidiscrimination clause, functionally equivalent to the federal Equal Protection Clause. It mandates that “the right to be free from any governmental discrimination on the basis of religious conviction, race, color, sex, or national origin shall not be abridged . . . .” This Court has interpreted this provision as “no broader than the equal protection clause of the Fourteenth Amendment to the Constitution of the United States.”</w:t>
+        <w:t xml:space="preserve">I, Section 11 operates as a state antidiscrimination clause, functionally equivalent to the federal Equal Protection Clause. It mandates that “the right to be free from any governmental discrimination on the basis of religious conviction, race, color, sex, or national origin shall not be abridged ⁠. ⁠. ⁠. ⁠.” This Court has interpreted this provision as “no broader than the equal protection clause of the Fourteenth Amendment to the Constitution of the United States.”</w:t>
       </w:r>
       <w:r>
         <w:t xml:space="preserve"> </w:t>
@@ -9936,49 +9886,25 @@
         <w:t xml:space="preserve"> </w:t>
       </w:r>
       <w:r>
-        <w:t xml:space="preserve">24.2</w:t>
-      </w:r>
-      <w:r>
-        <w:noBreakHyphen/>
-      </w:r>
-      <w:r>
-        <w:t xml:space="preserve">304.04(3), (4), and (5) of the Code affirmatively further an unfair result with regard to minority voting power, while Sections</w:t>
-      </w:r>
-      <w:r>
-        <w:t xml:space="preserve"> </w:t>
-      </w:r>
-      <w:r>
-        <w:t xml:space="preserve">24.2</w:t>
-      </w:r>
-      <w:r>
-        <w:noBreakHyphen/>
-      </w:r>
-      <w:r>
-        <w:t xml:space="preserve">304.04(8) and (9) (and the parallel prison gerrymandering statute at Section</w:t>
-      </w:r>
-      <w:r>
-        <w:t xml:space="preserve"> </w:t>
-      </w:r>
-      <w:r>
-        <w:t xml:space="preserve">24.2</w:t>
-      </w:r>
-      <w:r>
-        <w:noBreakHyphen/>
-      </w:r>
-      <w:r>
-        <w:t xml:space="preserve">314) have nothing to do with racial or ethnic fairness at all and everything to do with creating districts of unequal population. Even seemingly benign provisions that mimic requirements found in the Constitutional Criteria, such as Sections</w:t>
-      </w:r>
-      <w:r>
-        <w:t xml:space="preserve"> </w:t>
-      </w:r>
-      <w:r>
-        <w:t xml:space="preserve">24.2</w:t>
-      </w:r>
-      <w:r>
-        <w:noBreakHyphen/>
-      </w:r>
-      <w:r>
-        <w:t xml:space="preserve">304.04(6) and (7), add additional interpretive gloss not derived from the state constitution.</w:t>
+        <w:t xml:space="preserve">24.2-⁠304.04(3), (4), and (5) of the Code affirmatively further an unfair result with regard to minority voting power, while Sections</w:t>
+      </w:r>
+      <w:r>
+        <w:t xml:space="preserve"> </w:t>
+      </w:r>
+      <w:r>
+        <w:t xml:space="preserve">24.2-⁠304.04(8) and (9) (and the parallel prison gerrymandering statute at Section</w:t>
+      </w:r>
+      <w:r>
+        <w:t xml:space="preserve"> </w:t>
+      </w:r>
+      <w:r>
+        <w:t xml:space="preserve">24.2-⁠314) have nothing to do with racial or ethnic fairness at all and everything to do with creating districts of unequal population. Even seemingly benign provisions that mimic requirements found in the Constitutional Criteria, such as Sections</w:t>
+      </w:r>
+      <w:r>
+        <w:t xml:space="preserve"> </w:t>
+      </w:r>
+      <w:r>
+        <w:t xml:space="preserve">24.2-⁠304.04(6) and (7), add additional interpretive gloss not derived from the state constitution.</w:t>
       </w:r>
     </w:p>
     <w:p>
@@ -9992,13 +9918,7 @@
         <w:t xml:space="preserve"> </w:t>
       </w:r>
       <w:r>
-        <w:t xml:space="preserve">24.2</w:t>
-      </w:r>
-      <w:r>
-        <w:noBreakHyphen/>
-      </w:r>
-      <w:r>
-        <w:t xml:space="preserve">304.04(9) doesn’t attempt to hide the ball; it affirmatively requires the Commission to redistribute persons in a manner that will result in districts with blatantly unequal population counts. This unconstitutional requirement has a particular impact on Petitioners in this action, all of whom reside within districts located in Southwest Virginia. That provision requires “[p]ersons incarcerated in a federal, state, or local correctional facility” to be counted for redistricting purposes “in the locality of their address at the time of incarceration.” Va.</w:t>
+        <w:t xml:space="preserve">24.2-⁠304.04(9) doesn’t attempt to hide the ball; it affirmatively requires the Commission to redistribute persons in a manner that will result in districts with blatantly unequal population counts. This unconstitutional requirement has a particular impact on Petitioners in this action, all of whom reside within districts located in Southwest Virginia. That provision requires “[p]ersons incarcerated in a federal, state, or local correctional facility” to be counted for redistricting purposes “in the locality of their address at the time of incarceration.” Va.</w:t>
       </w:r>
       <w:r>
         <w:t xml:space="preserve"> </w:t>
@@ -10018,13 +9938,7 @@
         <w:t xml:space="preserve"> </w:t>
       </w:r>
       <w:r>
-        <w:t xml:space="preserve">24.2</w:t>
-      </w:r>
-      <w:r>
-        <w:noBreakHyphen/>
-      </w:r>
-      <w:r>
-        <w:t xml:space="preserve">304.04(9) will still succeed in “unpacking” the population of districts in which prisons are located and thereby reduce the voting power and representation of permanent residents of such districts such as Petitioners. Virginia prisons are typically located in rural districts with greater Republican voting strength, particularly in the Southside and Southwest regions of the Commonwealth in which Petitioners are voting permanent residents (and, in Petitioner Hackworth’s case, an elected state senator).</w:t>
+        <w:t xml:space="preserve">24.2-⁠304.04(9) will still succeed in “unpacking” the population of districts in which prisons are located and thereby reduce the voting power and representation of permanent residents of such districts such as Petitioners. Virginia prisons are typically located in rural districts with greater Republican voting strength, particularly in the Southside and Southwest regions of the Commonwealth in which Petitioners are voting permanent residents (and, in Petitioner Hackworth’s case, an elected state senator).</w:t>
       </w:r>
       <w:r>
         <w:rPr>
@@ -10050,13 +9964,7 @@
         <w:t xml:space="preserve"> </w:t>
       </w:r>
       <w:r>
-        <w:t xml:space="preserve">24.2</w:t>
-      </w:r>
-      <w:r>
-        <w:noBreakHyphen/>
-      </w:r>
-      <w:r>
-        <w:t xml:space="preserve">304.04(3) of the Statutory Criteria contains language that allegedly protects against vote dilution in a manner mirroring Section 2 of the federal Voting Rights Act. Buried within this provision, however, is the standard that must be used to establish a violation:</w:t>
+        <w:t xml:space="preserve">24.2-⁠304.04(3) of the Statutory Criteria contains language that allegedly protects against vote dilution in a manner mirroring Section 2 of the federal Voting Rights Act. Buried within this provision, however, is the standard that must be used to establish a violation:</w:t>
       </w:r>
     </w:p>
     <w:p>
@@ -10100,13 +10008,7 @@
         <w:t xml:space="preserve"> </w:t>
       </w:r>
       <w:r>
-        <w:t xml:space="preserve">24.2</w:t>
-      </w:r>
-      <w:r>
-        <w:noBreakHyphen/>
-      </w:r>
-      <w:r>
-        <w:t xml:space="preserve">304.04(4) (emphasis added). The key terms “ineffective minority” and “excessive majority” were left undefined by the General Assembly.</w:t>
+        <w:t xml:space="preserve">24.2-⁠304.04(4) (emphasis added). The key terms “ineffective minority” and “excessive majority” were left undefined by the General Assembly.</w:t>
       </w:r>
     </w:p>
     <w:p>
@@ -10237,13 +10139,7 @@
         <w:t xml:space="preserve"> </w:t>
       </w:r>
       <w:r>
-        <w:t xml:space="preserve">24.2</w:t>
-      </w:r>
-      <w:r>
-        <w:noBreakHyphen/>
-      </w:r>
-      <w:r>
-        <w:t xml:space="preserve">304.04(8) does not pretend to cloak itself in the language of vote dilution; it simply adds an entirely new requirement that is not reflected in the state constitution at all, requiring that the final district map “shall not, when considered on a statewide basis, unduly favor or disfavor any political party.” As with the novel terms of art found elsewhere in the Statutory Criteria, the General Assembly made no attempt to explain what is meant by “unduly favor or disfavor.” On its face, this provision has nothing to do with advancing “racial and ethnic fairness.” It appears intended instead to target the perceived threat of partisan gerrymandering, but that is not a goal outlined anywhere in the Constitutional Criteria. Moreover, the very creation of a bipartisan redistricting commission was intended to eliminate that threat; it was not the place of the General Assembly to adopt additional criteria simply because they did not believe the Constitutional Criteria went far enough towards achieving that goal. Once again, the General Assembly has promulgated criteria that go above and beyond what is required by the state constitution and potentially violate its antidiscrimination clause.</w:t>
+        <w:t xml:space="preserve">24.2-⁠304.04(8) does not pretend to cloak itself in the language of vote dilution; it simply adds an entirely new requirement that is not reflected in the state constitution at all, requiring that the final district map “shall not, when considered on a statewide basis, unduly favor or disfavor any political party.” As with the novel terms of art found elsewhere in the Statutory Criteria, the General Assembly made no attempt to explain what is meant by “unduly favor or disfavor.” On its face, this provision has nothing to do with advancing “racial and ethnic fairness.” It appears intended instead to target the perceived threat of partisan gerrymandering, but that is not a goal outlined anywhere in the Constitutional Criteria. Moreover, the very creation of a bipartisan redistricting commission was intended to eliminate that threat; it was not the place of the General Assembly to adopt additional criteria simply because they did not believe the Constitutional Criteria went far enough towards achieving that goal. Once again, the General Assembly has promulgated criteria that go above and beyond what is required by the state constitution and potentially violate its antidiscrimination clause.</w:t>
       </w:r>
     </w:p>
     <w:p>
@@ -10257,13 +10153,7 @@
         <w:t xml:space="preserve"> </w:t>
       </w:r>
       <w:r>
-        <w:t xml:space="preserve">24.2</w:t>
-      </w:r>
-      <w:r>
-        <w:noBreakHyphen/>
-      </w:r>
-      <w:r>
-        <w:t xml:space="preserve">304.04(5) is not entirely clear, but it is likewise not reflected in the state constitution and could conceivably be manipulated to disperse minority voting power in a manner that violates Article</w:t>
+        <w:t xml:space="preserve">24.2-⁠304.04(5) is not entirely clear, but it is likewise not reflected in the state constitution and could conceivably be manipulated to disperse minority voting power in a manner that violates Article</w:t>
       </w:r>
       <w:r>
         <w:t xml:space="preserve"> </w:t>
@@ -10295,13 +10185,7 @@
         <w:t xml:space="preserve"> </w:t>
       </w:r>
       <w:r>
-        <w:t xml:space="preserve">24.2</w:t>
-      </w:r>
-      <w:r>
-        <w:noBreakHyphen/>
-      </w:r>
-      <w:r>
-        <w:t xml:space="preserve">304.04(6) and (7), go above and beyond what is required by the state constitution. These provisions replicate the constitutional requirement that districts be compact and contiguous, but then go further: Contiguity is defined in the Statutory Criteria as meaning no district can be connected “only be water running downstream or upriver,” and compactness as requiring the use of “one or more standard numerical measures of individual and average district compactness.”</w:t>
+        <w:t xml:space="preserve">24.2-⁠304.04(6) and (7), go above and beyond what is required by the state constitution. These provisions replicate the constitutional requirement that districts be compact and contiguous, but then go further: Contiguity is defined in the Statutory Criteria as meaning no district can be connected “only be water running downstream or upriver,” and compactness as requiring the use of “one or more standard numerical measures of individual and average district compactness.”</w:t>
       </w:r>
       <w:r>
         <w:t xml:space="preserve"> </w:t>
@@ -10323,13 +10207,7 @@
         <w:t xml:space="preserve"> </w:t>
       </w:r>
       <w:r>
-        <w:t xml:space="preserve">24.2</w:t>
-      </w:r>
-      <w:r>
-        <w:noBreakHyphen/>
-      </w:r>
-      <w:r>
-        <w:t xml:space="preserve">304.04(6), (7). As it turns out, the General Assembly is perfectly capable of defining terms that first appear in the Constitution, but unwilling to define the terms that the legislature creates itself.</w:t>
+        <w:t xml:space="preserve">24.2-⁠304.04(6), (7). As it turns out, the General Assembly is perfectly capable of defining terms that first appear in the Constitution, but unwilling to define the terms that the legislature creates itself.</w:t>
       </w:r>
     </w:p>
     <w:p>
@@ -10343,37 +10221,19 @@
         <w:t xml:space="preserve"> </w:t>
       </w:r>
       <w:r>
-        <w:t xml:space="preserve">24.2</w:t>
-      </w:r>
-      <w:r>
-        <w:noBreakHyphen/>
-      </w:r>
-      <w:r>
-        <w:t xml:space="preserve">304.04(9) redistributes the prison populations of rural conservative districts like Petitioners’ to artificially reduce their voting strength and weaken their position with respect to funding and planning matters, while Sections</w:t>
-      </w:r>
-      <w:r>
-        <w:t xml:space="preserve"> </w:t>
-      </w:r>
-      <w:r>
-        <w:t xml:space="preserve">24.2</w:t>
-      </w:r>
-      <w:r>
-        <w:noBreakHyphen/>
-      </w:r>
-      <w:r>
-        <w:t xml:space="preserve">304.04(3), (4), and (5) manipulate majority-minority districts in order to disperse minority voters. Sections</w:t>
-      </w:r>
-      <w:r>
-        <w:t xml:space="preserve"> </w:t>
-      </w:r>
-      <w:r>
-        <w:t xml:space="preserve">24.2</w:t>
-      </w:r>
-      <w:r>
-        <w:noBreakHyphen/>
-      </w:r>
-      <w:r>
-        <w:t xml:space="preserve">304.04(6) and (7), while mimicking state constitutional language, redefine it to mean something else. All of these requirements fly in the face of contrary state constitutional commands that the Commission draw districts that offer “representation in proportion to the population of the district” and “opportunities for racial and ethnic communities to elect candidates of their choice” while protecting people “from governmental discrimination upon the basis of . . . race.” Va.</w:t>
+        <w:t xml:space="preserve">24.2-⁠304.04(9) redistributes the prison populations of rural conservative districts like Petitioners’ to artificially reduce their voting strength and weaken their position with respect to funding and planning matters, while Sections</w:t>
+      </w:r>
+      <w:r>
+        <w:t xml:space="preserve"> </w:t>
+      </w:r>
+      <w:r>
+        <w:t xml:space="preserve">24.2-⁠304.04(3), (4), and (5) manipulate majority-minority districts in order to disperse minority voters. Sections</w:t>
+      </w:r>
+      <w:r>
+        <w:t xml:space="preserve"> </w:t>
+      </w:r>
+      <w:r>
+        <w:t xml:space="preserve">24.2-⁠304.04(6) and (7), while mimicking state constitutional language, redefine it to mean something else. All of these requirements fly in the face of contrary state constitutional commands that the Commission draw districts that offer “representation in proportion to the population of the district” and “opportunities for racial and ethnic communities to elect candidates of their choice” while protecting people “from governmental discrimination upon the basis of ⁠. ⁠. ⁠. race.” Va.</w:t>
       </w:r>
       <w:r>
         <w:t xml:space="preserve"> </w:t>
@@ -10683,7 +10543,7 @@
         <w:pStyle w:val="BodyText"/>
       </w:pPr>
       <w:r>
-        <w:t xml:space="preserve">The Virginia Constitution guarantees to all voters a “right of suffrage” and a “right to be free from any governmental discrimination upon the basis of . . . race[.]” Va.</w:t>
+        <w:t xml:space="preserve">The Virginia Constitution guarantees to all voters a “right of suffrage” and a “right to be free from any governmental discrimination upon the basis of ⁠. ⁠. ⁠. race[.]” Va.</w:t>
       </w:r>
       <w:r>
         <w:t xml:space="preserve"> </w:t>
@@ -10746,13 +10606,7 @@
         <w:t xml:space="preserve"> </w:t>
       </w:r>
       <w:r>
-        <w:t xml:space="preserve">24.2</w:t>
-      </w:r>
-      <w:r>
-        <w:noBreakHyphen/>
-      </w:r>
-      <w:r>
-        <w:t xml:space="preserve">304.04(9). The reallocation of incarcerated persons residing within their districts to other parts of the Commonwealth will clearly “dilute [Petitioners’] voting power and diminish the effectiveness of [their] representation.”</w:t>
+        <w:t xml:space="preserve">24.2-⁠304.04(9). The reallocation of incarcerated persons residing within their districts to other parts of the Commonwealth will clearly “dilute [Petitioners’] voting power and diminish the effectiveness of [their] representation.”</w:t>
       </w:r>
       <w:r>
         <w:t xml:space="preserve"> </w:t>
@@ -10837,7 +10691,7 @@
         <w:t xml:space="preserve">v. Saunders</w:t>
       </w:r>
       <w:r>
-        <w:t xml:space="preserve">, 159 Va. 28, 35 (1932). In cases where “the provisions in question constitute limitations upon the legislative power of apportionment, . . . then whether those limitations have been exceeded is likewise a question for judicial determination. The legal question involved is whether or not the act of the legislature is in conflict with the mandate of the Constitution.”</w:t>
+        <w:t xml:space="preserve">, 159 Va. 28, 35 (1932). In cases where “the provisions in question constitute limitations upon the legislative power of apportionment, ⁠. ⁠. ⁠. then whether those limitations have been exceeded is likewise a question for judicial determination. The legal question involved is whether or not the act of the legislature is in conflict with the mandate of the Constitution.”</w:t>
       </w:r>
       <w:r>
         <w:t xml:space="preserve"> </w:t>
@@ -10896,13 +10750,7 @@
         <w:t xml:space="preserve"> </w:t>
       </w:r>
       <w:r>
-        <w:t xml:space="preserve">at 35</w:t>
-      </w:r>
-      <w:r>
-        <w:noBreakHyphen/>
-      </w:r>
-      <w:r>
-        <w:t xml:space="preserve">37. The Court determined that the legislation in question did plainly “conflict with the constitutional requirement” and was therefore invalid, necessitating the award of a writ of mandamus.</w:t>
+        <w:t xml:space="preserve">at 35-⁠37. The Court determined that the legislation in question did plainly “conflict with the constitutional requirement” and was therefore invalid, necessitating the award of a writ of mandamus.</w:t>
       </w:r>
       <w:r>
         <w:t xml:space="preserve"> </w:t>
@@ -10918,13 +10766,7 @@
         <w:t xml:space="preserve"> </w:t>
       </w:r>
       <w:r>
-        <w:t xml:space="preserve">at 46</w:t>
-      </w:r>
-      <w:r>
-        <w:noBreakHyphen/>
-      </w:r>
-      <w:r>
-        <w:t xml:space="preserve">48.</w:t>
+        <w:t xml:space="preserve">at 46-⁠48.</w:t>
       </w:r>
     </w:p>
     <w:p>
@@ -11004,13 +10846,7 @@
         <w:t xml:space="preserve"> </w:t>
       </w:r>
       <w:r>
-        <w:t xml:space="preserve">Va. 320, 382</w:t>
-      </w:r>
-      <w:r>
-        <w:noBreakHyphen/>
-      </w:r>
-      <w:r>
-        <w:t xml:space="preserve">30 (2016). The Court held that the Governor’s action plainly exceeded the limited clemency power vested in him by the Virginia Constitution and was therefore ultra vires.</w:t>
+        <w:t xml:space="preserve">Va. 320, 382-⁠30 (2016). The Court held that the Governor’s action plainly exceeded the limited clemency power vested in him by the Virginia Constitution and was therefore ultra vires.</w:t>
       </w:r>
       <w:r>
         <w:t xml:space="preserve"> </w:t>
@@ -11042,13 +10878,7 @@
         <w:t xml:space="preserve"> </w:t>
       </w:r>
       <w:r>
-        <w:t xml:space="preserve">at 351</w:t>
-      </w:r>
-      <w:r>
-        <w:noBreakHyphen/>
-      </w:r>
-      <w:r>
-        <w:t xml:space="preserve">52. Here, Petitioners cannot obtain full relief from the legislature; it is necessary that every component of Virginia’s election administration apparatus be commanded to follow the Constitutional Criteria.</w:t>
+        <w:t xml:space="preserve">at 351-⁠52. Here, Petitioners cannot obtain full relief from the legislature; it is necessary that every component of Virginia’s election administration apparatus be commanded to follow the Constitutional Criteria.</w:t>
       </w:r>
     </w:p>
     <w:p>
@@ -11096,13 +10926,7 @@
         <w:t xml:space="preserve">v. Davis</w:t>
       </w:r>
       <w:r>
-        <w:t xml:space="preserve">, 205 Va. 803, 813</w:t>
-      </w:r>
-      <w:r>
-        <w:noBreakHyphen/>
-      </w:r>
-      <w:r>
-        <w:t xml:space="preserve">14 (1965);</w:t>
+        <w:t xml:space="preserve">, 205 Va. 803, 813-⁠14 (1965);</w:t>
       </w:r>
       <w:r>
         <w:t xml:space="preserve"> </w:t>
@@ -11115,13 +10939,7 @@
         <w:t xml:space="preserve">Brown</w:t>
       </w:r>
       <w:r>
-        <w:t xml:space="preserve">, 159 Va. at 47</w:t>
-      </w:r>
-      <w:r>
-        <w:noBreakHyphen/>
-      </w:r>
-      <w:r>
-        <w:t xml:space="preserve">48. The Virginia caselaw is clear: When state law and the state constitution come into direct conflict, the constitution wins every time.</w:t>
+        <w:t xml:space="preserve">, 159 Va. at 47-⁠48. The Virginia caselaw is clear: When state law and the state constitution come into direct conflict, the constitution wins every time.</w:t>
       </w:r>
     </w:p>
     <w:p>
@@ -11368,13 +11186,7 @@
         <w:t xml:space="preserve">v. State Bd. of Elections</w:t>
       </w:r>
       <w:r>
-        <w:t xml:space="preserve">, 2020 Va. Unpub. LEXIS 21, at *6</w:t>
-      </w:r>
-      <w:r>
-        <w:noBreakHyphen/>
-      </w:r>
-      <w:r>
-        <w:t xml:space="preserve">7 (2020). Petitioners have met this burden. Respondents have a legal duty to obey the tenets of the Virginia Constitution, which necessarily includes redistricting pursuant to the Constitutional Criteria. This duty is mandatory, not discretionary. A “choice” between following the constitution or a contrary statute, as demonstrated</w:t>
+        <w:t xml:space="preserve">, 2020 Va. Unpub. LEXIS 21, at *6-⁠7 (2020). Petitioners have met this burden. Respondents have a legal duty to obey the tenets of the Virginia Constitution, which necessarily includes redistricting pursuant to the Constitutional Criteria. This duty is mandatory, not discretionary. A “choice” between following the constitution or a contrary statute, as demonstrated</w:t>
       </w:r>
       <w:r>
         <w:t xml:space="preserve"> </w:t>
@@ -11629,13 +11441,7 @@
         <w:t xml:space="preserve">v. Ballard</w:t>
       </w:r>
       <w:r>
-        <w:t xml:space="preserve">, 87 Va. 787, 788</w:t>
-      </w:r>
-      <w:r>
-        <w:noBreakHyphen/>
-      </w:r>
-      <w:r>
-        <w:t xml:space="preserve">89 (1891). In cases “where the object is to enforce obedience to a public statute, it has been invariably held that the writ is demandable as of right.”</w:t>
+        <w:t xml:space="preserve">, 87 Va. 787, 788-⁠89 (1891). In cases “where the object is to enforce obedience to a public statute, it has been invariably held that the writ is demandable as of right.”</w:t>
       </w:r>
       <w:r>
         <w:t xml:space="preserve"> </w:t>
@@ -11678,16 +11484,10 @@
         <w:t xml:space="preserve"> </w:t>
       </w:r>
       <w:r>
-        <w:t xml:space="preserve">Code Ann. §§ 8.01-⁠184, 8.01</w:t>
-      </w:r>
-      <w:r>
-        <w:noBreakHyphen/>
-      </w:r>
-      <w:r>
-        <w:t xml:space="preserve">186</w:t>
-      </w:r>
-      <w:r>
-        <w:t xml:space="preserve">. However, this lengthy route to obtaining relief would not be “adequate” in the present circumstances. Adequacy in this context requires that the remedy “reach the whole mischief, and secure the whole right of the party in a perfect manner, at the present time and in the future . . . .”</w:t>
+        <w:t xml:space="preserve">Code Ann. §§ 8.01-⁠184, 8.01-⁠186</w:t>
+      </w:r>
+      <w:r>
+        <w:t xml:space="preserve">. However, this lengthy route to obtaining relief would not be “adequate” in the present circumstances. Adequacy in this context requires that the remedy “reach the whole mischief, and secure the whole right of the party in a perfect manner, at the present time and in the future ⁠. ⁠. ⁠. ⁠.”</w:t>
       </w:r>
       <w:r>
         <w:t xml:space="preserve"> </w:t>
@@ -11749,13 +11549,7 @@
         <w:t xml:space="preserve">v. Landsidle</w:t>
       </w:r>
       <w:r>
-        <w:t xml:space="preserve">, 262 Va. 364, 370</w:t>
-      </w:r>
-      <w:r>
-        <w:noBreakHyphen/>
-      </w:r>
-      <w:r>
-        <w:t xml:space="preserve">71 (2001) (emphasis added). Furthermore, there is precedent from this Court indicating that declaratory judgments should not be sought “where some other mode of proceeding is provided[,]” which this Court’s original jurisdiction over mandamus actions allows for here.</w:t>
+        <w:t xml:space="preserve">, 262 Va. 364, 370-⁠71 (2001) (emphasis added). Furthermore, there is precedent from this Court indicating that declaratory judgments should not be sought “where some other mode of proceeding is provided[,]” which this Court’s original jurisdiction over mandamus actions allows for here.</w:t>
       </w:r>
       <w:r>
         <w:t xml:space="preserve"> </w:t>
@@ -12040,13 +11834,7 @@
         <w:t xml:space="preserve"> </w:t>
       </w:r>
       <w:r>
-        <w:t xml:space="preserve">II, Section 6 of the Virginia Constitution when conducting the 2021 redistricting process; (ii) their costs in bringing this action as permitted by Virginia Code Section 8.01</w:t>
-      </w:r>
-      <w:r>
-        <w:noBreakHyphen/>
-      </w:r>
-      <w:r>
-        <w:t xml:space="preserve">648</w:t>
+        <w:t xml:space="preserve">II, Section 6 of the Virginia Constitution when conducting the 2021 redistricting process; (ii) their costs in bringing this action as permitted by Virginia Code Section 8.01-⁠648</w:t>
       </w:r>
       <w:r>
         <w:t xml:space="preserve">; and (iii) such additional relief as this honorable Court deems just, necessary and appropriate.</w:t>
@@ -12128,13 +11916,7 @@
         <w:t xml:space="preserve">Jamerson</w:t>
       </w:r>
       <w:r>
-        <w:t xml:space="preserve">, 26 Va. Cir. at 148</w:t>
-      </w:r>
-      <w:r>
-        <w:noBreakHyphen/>
-      </w:r>
-      <w:r>
-        <w:t xml:space="preserve">49, aff’d, 244 Va. 506.</w:t>
+        <w:t xml:space="preserve">, 26 Va. Cir. at 148-⁠49, aff’d, 244 Va. 506.</w:t>
       </w:r>
     </w:p>
     <w:p>
@@ -12200,13 +11982,7 @@
         <w:pStyle w:val="BodyText"/>
       </w:pPr>
       <w:r>
-        <w:t xml:space="preserve">WHEREFORE, Petitioners request (i) entry of an order permanently enjoining Respondents from obeying or enforcing the Statutory Criteria in future decennial redistricting processes on the basis of their unconstitutionality; (ii) their costs in bringing this action as permitted by Virginia Code Section 8.01</w:t>
-      </w:r>
-      <w:r>
-        <w:noBreakHyphen/>
-      </w:r>
-      <w:r>
-        <w:t xml:space="preserve">648</w:t>
+        <w:t xml:space="preserve">WHEREFORE, Petitioners request (i) entry of an order permanently enjoining Respondents from obeying or enforcing the Statutory Criteria in future decennial redistricting processes on the basis of their unconstitutionality; (ii) their costs in bringing this action as permitted by Virginia Code Section 8.01-⁠648</w:t>
       </w:r>
       <w:r>
         <w:t xml:space="preserve">; and (iii) such additional relief as this honorable Court deems just, necessary and appropriate.</w:t>
@@ -12247,7 +12023,7 @@
         <w:pStyle w:val="BodyText"/>
       </w:pPr>
       <w:r>
-        <w:t xml:space="preserve">8/13/21, /s/​Trey Adkins, Trey Adkins.</w:t>
+        <w:t xml:space="preserve">8/13/21, ⁠/s/​Trey Adkins, Trey Adkins.</w:t>
       </w:r>
     </w:p>
     <w:p>
@@ -12255,7 +12031,7 @@
         <w:pStyle w:val="BodyText"/>
       </w:pPr>
       <w:r>
-        <w:t xml:space="preserve">8/13/21, /s/​David Eaton, David Eaton.</w:t>
+        <w:t xml:space="preserve">8/13/21, ⁠/s/​David Eaton, David Eaton.</w:t>
       </w:r>
     </w:p>
     <w:p>
@@ -12263,7 +12039,7 @@
         <w:pStyle w:val="BodyText"/>
       </w:pPr>
       <w:r>
-        <w:t xml:space="preserve">8/13/21, /s/​Craig Stiltner, Craig Stiltner.</w:t>
+        <w:t xml:space="preserve">8/13/21, ⁠/s/​Craig Stiltner, Craig Stiltner.</w:t>
       </w:r>
     </w:p>
     <w:p>
@@ -12271,7 +12047,7 @@
         <w:pStyle w:val="BodyText"/>
       </w:pPr>
       <w:r>
-        <w:t xml:space="preserve">8/13/21, /s/​Margaret Ann Asbury, Margaret Ann Asbury.</w:t>
+        <w:t xml:space="preserve">8/13/21, ⁠/s/​Margaret Ann Asbury, Margaret Ann Asbury.</w:t>
       </w:r>
     </w:p>
     <w:p>
@@ -12279,7 +12055,7 @@
         <w:pStyle w:val="BodyText"/>
       </w:pPr>
       <w:r>
-        <w:t xml:space="preserve">8/13/21, /s/​Robert Majors, Robert Majors.</w:t>
+        <w:t xml:space="preserve">8/13/21, ⁠/s/​Robert Majors, Robert Majors.</w:t>
       </w:r>
     </w:p>
     <w:p>
@@ -12287,7 +12063,7 @@
         <w:pStyle w:val="BodyText"/>
       </w:pPr>
       <w:r>
-        <w:t xml:space="preserve">8/13/21, /s/​Charles Stacy, Charles Stacy.</w:t>
+        <w:t xml:space="preserve">8/13/21, ⁠/s/​Charles Stacy, Charles Stacy.</w:t>
       </w:r>
     </w:p>
     <w:p>
@@ -12295,7 +12071,7 @@
         <w:pStyle w:val="BodyTextKeep"/>
       </w:pPr>
       <w:r>
-        <w:t xml:space="preserve">8/13/21, /s/​Thurman Travis Hackworth, Senator Thurman Travis Hackworth.</w:t>
+        <w:t xml:space="preserve">8/13/21, ⁠/s/​Thurman Travis Hackworth, Senator Thurman Travis Hackworth.</w:t>
       </w:r>
     </w:p>
     <w:p>
@@ -12614,11 +12390,7 @@
                     <w:jc w:val="left"/>
                   </w:pPr>
                   <w:r>
-                    <w:t xml:space="preserve">276</w:t>
-                    <w:noBreakHyphen/>
-                    <w:t xml:space="preserve">690</w:t>
-                    <w:noBreakHyphen/>
-                    <w:t xml:space="preserve">2525</w:t>
+                    <w:t xml:space="preserve">276-⁠690-⁠2525</w:t>
                   </w:r>
                 </w:p>
                 <w:p>
@@ -16375,13 +16147,7 @@
         <w:t xml:space="preserve">v. Hardwicke</w:t>
       </w:r>
       <w:r>
-        <w:t xml:space="preserve">, 64 Va. 51,58</w:t>
-      </w:r>
-      <w:r>
-        <w:noBreakHyphen/>
-      </w:r>
-      <w:r>
-        <w:t xml:space="preserve">59 (1873). In the interest of seeking complete relief for their injuries, Petitioners have included a plea for a writ of prohibition based on substantially the same rationale supporting their request for a writ of mandamus.</w:t>
+        <w:t xml:space="preserve">, 64 Va. 51,58-⁠59 (1873). In the interest of seeking complete relief for their injuries, Petitioners have included a plea for a writ of prohibition based on substantially the same rationale supporting their request for a writ of mandamus.</w:t>
       </w:r>
     </w:p>
   </w:footnote>
@@ -16406,13 +16172,7 @@
         <w:t xml:space="preserve"> </w:t>
       </w:r>
       <w:r>
-        <w:t xml:space="preserve">of Elections, Proposed Amendments for 2020, https://​www.​elections.​virginia.​gov/​proposed-​constitutional-​amendment</w:t>
-      </w:r>
-      <w:r>
-        <w:noBreakHyphen/>
-      </w:r>
-      <w:r>
-        <w:t xml:space="preserve">2020/ (attached as Exhibit 1).</w:t>
+        <w:t xml:space="preserve">of Elections, Proposed Amendments for 2020, https://​www.​elections.​virginia.​gov/​proposed-​constitutional-​amendment-⁠2020/ (attached as Exhibit 1).</w:t>
       </w:r>
     </w:p>
   </w:footnote>
@@ -16491,13 +16251,7 @@
         <w:t xml:space="preserve"> </w:t>
       </w:r>
       <w:r>
-        <w:t xml:space="preserve">Prison Facilities, available at: https://​www.​google.​com/​maps/​d/​u/​0/​viewer?​msa=0&amp;mid=1mx4YinSW8TrfOxCxxQbUB9_xaGk&amp;ll=37.​51521043292835%2C</w:t>
-      </w:r>
-      <w:r>
-        <w:noBreakHyphen/>
-      </w:r>
-      <w:r>
-        <w:t xml:space="preserve">79.​592327&amp;z=7.</w:t>
+        <w:t xml:space="preserve">Prison Facilities, available at: https://​www.​google.​com/​maps/​d/​u/​0/​viewer?​msa=0&amp;​mid=1mx4YinSW8TrfOxCxxQbUB9_xaGk&amp;​ll=37.​51521043292835%2C-⁠79.​592327&amp;​z=7.</w:t>
       </w:r>
     </w:p>
   </w:footnote>
@@ -16522,19 +16276,7 @@
         <w:t xml:space="preserve"> </w:t>
       </w:r>
       <w:r>
-        <w:t xml:space="preserve">of the Governor, Executive Order Number 55: Temporary Stay at Home Order Due to Novel Coronavirus, (Mar. 30, 2020), available at: https://​www.​governor.​virginia.​gov/​media/​governorvirginiagov/​executive-​actions/​EO</w:t>
-      </w:r>
-      <w:r>
-        <w:noBreakHyphen/>
-      </w:r>
-      <w:r>
-        <w:t xml:space="preserve">55-​Temporary-​Stay-​at-​Home-​Order-​Due-​to-​Novel-​Coronavirus-(COVID</w:t>
-      </w:r>
-      <w:r>
-        <w:noBreakHyphen/>
-      </w:r>
-      <w:r>
-        <w:t xml:space="preserve">19).​pdf.</w:t>
+        <w:t xml:space="preserve">of the Governor, Executive Order Number 55: Temporary Stay at Home Order Due to Novel Coronavirus, (Mar. 30, 2020), available at: https://​www.​governor.​virginia.​gov/​media/​governorvirginiagov/​executive-​actions/​EO-⁠55-​Temporary-​Stay-​at-​Home-​Order-​Due-​to-​Novel-​Coronavirus-(COVID-⁠19).​pdf.</w:t>
       </w:r>
     </w:p>
   </w:footnote>
@@ -16559,13 +16301,7 @@
         <w:t xml:space="preserve"> </w:t>
       </w:r>
       <w:r>
-        <w:t xml:space="preserve">Census Bureau, Census Bureau to Hold News Conference on Release of 2020 Redistricting Data, (Aug. 5, 2021), available at: https://​www.​census.​gov/​newsroom/​press-​releases/​2021/​news-​conference</w:t>
-      </w:r>
-      <w:r>
-        <w:noBreakHyphen/>
-      </w:r>
-      <w:r>
-        <w:t xml:space="preserve">2020-​census-​redistricting-​data.​html.</w:t>
+        <w:t xml:space="preserve">Census Bureau, Census Bureau to Hold News Conference on Release of 2020 Redistricting Data, (Aug. 5, 2021), available at: https://​www.​census.​gov/​newsroom/​press-​releases/​2021/​news-​conference-⁠2020-​census-​redistricting-​data.​html.</w:t>
       </w:r>
     </w:p>
   </w:footnote>
